--- a/附件一_申訴書範本.docx
+++ b/附件一_申訴書範本.docx
@@ -147,6 +147,7 @@
               <w:bottom w:val="single" w:color="666666" w:sz="4"/>
               <w:right w:val="single" w:color="666666" w:sz="4"/>
             </w:tcBorders>
+            <w:shd w:val="clear" w:fill="FFFF00"/>
             <w:tcMar>
               <w:top w:type="dxa" w:w="60"/>
               <w:left w:type="dxa" w:w="90"/>
@@ -218,6 +219,7 @@
               <w:bottom w:val="single" w:color="666666" w:sz="4"/>
               <w:right w:val="single" w:color="666666" w:sz="4"/>
             </w:tcBorders>
+            <w:shd w:val="clear" w:fill="FFFF00"/>
             <w:tcMar>
               <w:top w:type="dxa" w:w="60"/>
               <w:left w:type="dxa" w:w="90"/>
@@ -344,6 +346,7 @@
               <w:bottom w:val="single" w:color="666666" w:sz="4"/>
               <w:right w:val="single" w:color="666666" w:sz="4"/>
             </w:tcBorders>
+            <w:shd w:val="clear" w:fill="FFFF00"/>
             <w:tcMar>
               <w:top w:type="dxa" w:w="60"/>
               <w:left w:type="dxa" w:w="90"/>
@@ -414,6 +417,7 @@
               <w:bottom w:val="single" w:color="666666" w:sz="4"/>
               <w:right w:val="single" w:color="666666" w:sz="4"/>
             </w:tcBorders>
+            <w:shd w:val="clear" w:fill="FFFF00"/>
             <w:tcMar>
               <w:top w:type="dxa" w:w="60"/>
               <w:left w:type="dxa" w:w="90"/>
@@ -514,6 +518,7 @@
               <w:bottom w:val="single" w:color="666666" w:sz="4"/>
               <w:right w:val="single" w:color="666666" w:sz="4"/>
             </w:tcBorders>
+            <w:shd w:val="clear" w:fill="FFFF00"/>
             <w:tcMar>
               <w:top w:type="dxa" w:w="60"/>
               <w:left w:type="dxa" w:w="90"/>
@@ -584,6 +589,7 @@
               <w:bottom w:val="single" w:color="666666" w:sz="4"/>
               <w:right w:val="single" w:color="666666" w:sz="4"/>
             </w:tcBorders>
+            <w:shd w:val="clear" w:fill="FFFF00"/>
             <w:tcMar>
               <w:top w:type="dxa" w:w="60"/>
               <w:left w:type="dxa" w:w="90"/>
@@ -669,6 +675,7 @@
               <w:bottom w:val="single" w:color="666666" w:sz="4"/>
               <w:right w:val="single" w:color="666666" w:sz="4"/>
             </w:tcBorders>
+            <w:shd w:val="clear" w:fill="FFFF00"/>
             <w:tcMar>
               <w:top w:type="dxa" w:w="60"/>
               <w:left w:type="dxa" w:w="90"/>
@@ -818,6 +825,7 @@
               <w:bottom w:val="single" w:color="666666" w:sz="4"/>
               <w:right w:val="single" w:color="666666" w:sz="4"/>
             </w:tcBorders>
+            <w:shd w:val="clear" w:fill="FFFF00"/>
             <w:tcMar>
               <w:top w:type="dxa" w:w="60"/>
               <w:left w:type="dxa" w:w="90"/>
@@ -904,6 +912,7 @@
               <w:bottom w:val="single" w:color="666666" w:sz="4"/>
               <w:right w:val="single" w:color="666666" w:sz="4"/>
             </w:tcBorders>
+            <w:shd w:val="clear" w:fill="FFFF00"/>
             <w:tcMar>
               <w:top w:type="dxa" w:w="60"/>
               <w:left w:type="dxa" w:w="90"/>
@@ -1070,6 +1079,7 @@
               <w:bottom w:val="single" w:color="666666" w:sz="4"/>
               <w:right w:val="single" w:color="666666" w:sz="4"/>
             </w:tcBorders>
+            <w:shd w:val="clear" w:fill="FFFF00"/>
             <w:tcMar>
               <w:top w:type="dxa" w:w="60"/>
               <w:left w:type="dxa" w:w="90"/>
@@ -1141,6 +1151,7 @@
               <w:bottom w:val="single" w:color="666666" w:sz="4"/>
               <w:right w:val="single" w:color="666666" w:sz="4"/>
             </w:tcBorders>
+            <w:shd w:val="clear" w:fill="FFFF00"/>
             <w:tcMar>
               <w:top w:type="dxa" w:w="60"/>
               <w:left w:type="dxa" w:w="90"/>
@@ -1226,6 +1237,7 @@
               <w:bottom w:val="single" w:color="666666" w:sz="4"/>
               <w:right w:val="single" w:color="666666" w:sz="4"/>
             </w:tcBorders>
+            <w:shd w:val="clear" w:fill="FFFF00"/>
             <w:tcMar>
               <w:top w:type="dxa" w:w="60"/>
               <w:left w:type="dxa" w:w="90"/>
@@ -1296,6 +1308,7 @@
               <w:bottom w:val="single" w:color="666666" w:sz="4"/>
               <w:right w:val="single" w:color="666666" w:sz="4"/>
             </w:tcBorders>
+            <w:shd w:val="clear" w:fill="FFFF00"/>
             <w:tcMar>
               <w:top w:type="dxa" w:w="60"/>
               <w:left w:type="dxa" w:w="90"/>
@@ -1396,6 +1409,7 @@
               <w:bottom w:val="single" w:color="666666" w:sz="4"/>
               <w:right w:val="single" w:color="666666" w:sz="4"/>
             </w:tcBorders>
+            <w:shd w:val="clear" w:fill="FFFF00"/>
             <w:tcMar>
               <w:top w:type="dxa" w:w="60"/>
               <w:left w:type="dxa" w:w="90"/>
@@ -1481,6 +1495,7 @@
               <w:bottom w:val="single" w:color="666666" w:sz="4"/>
               <w:right w:val="single" w:color="666666" w:sz="4"/>
             </w:tcBorders>
+            <w:shd w:val="clear" w:fill="FFFF00"/>
             <w:tcMar>
               <w:top w:type="dxa" w:w="60"/>
               <w:left w:type="dxa" w:w="90"/>
@@ -1570,6 +1585,7 @@
               <w:bottom w:val="single" w:color="666666" w:sz="4"/>
               <w:right w:val="single" w:color="666666" w:sz="4"/>
             </w:tcBorders>
+            <w:shd w:val="clear" w:fill="FFFF00"/>
             <w:tcMar>
               <w:top w:type="dxa" w:w="60"/>
               <w:left w:type="dxa" w:w="90"/>
@@ -1716,6 +1732,7 @@
               <w:bottom w:val="single" w:color="666666" w:sz="4"/>
               <w:right w:val="single" w:color="666666" w:sz="4"/>
             </w:tcBorders>
+            <w:shd w:val="clear" w:fill="FFFF00"/>
             <w:tcMar>
               <w:top w:type="dxa" w:w="60"/>
               <w:left w:type="dxa" w:w="90"/>
@@ -1805,7 +1822,32 @@
           <w:sz w:val="21"/>
           <w:szCs w:val="21"/>
         </w:rPr>
-        <w:t xml:space="preserve">申訴人：＿＿＿＿＿＿＿＿＿＿＿＿＿＿＿＿＿＿ (簽章)</w:t>
+        <w:t xml:space="preserve">申訴人：</w:t>
+      </w:r>
+      <w:r>
+        <w:rPr>
+          <w:rFonts w:ascii="Microsoft JhengHei" w:cs="Microsoft JhengHei" w:eastAsia="Microsoft JhengHei" w:hAnsi="Microsoft JhengHei"/>
+          <w:b w:val="false"/>
+          <w:bCs w:val="false"/>
+          <w:i w:val="false"/>
+          <w:iCs w:val="false"/>
+          <w:sz w:val="21"/>
+          <w:szCs w:val="21"/>
+          <w:highlight w:val="yellow"/>
+        </w:rPr>
+        <w:t xml:space="preserve">＿＿＿＿＿＿＿＿＿＿＿＿＿＿＿＿＿＿</w:t>
+      </w:r>
+      <w:r>
+        <w:rPr>
+          <w:rFonts w:ascii="Microsoft JhengHei" w:cs="Microsoft JhengHei" w:eastAsia="Microsoft JhengHei" w:hAnsi="Microsoft JhengHei"/>
+          <w:b w:val="false"/>
+          <w:bCs w:val="false"/>
+          <w:i w:val="false"/>
+          <w:iCs w:val="false"/>
+          <w:sz w:val="21"/>
+          <w:szCs w:val="21"/>
+        </w:rPr>
+        <w:t xml:space="preserve"> (簽章)</w:t>
       </w:r>
     </w:p>
     <w:p>
@@ -1823,7 +1865,32 @@
           <w:sz w:val="21"/>
           <w:szCs w:val="21"/>
         </w:rPr>
-        <w:t xml:space="preserve">代理人(如無則免填)：＿＿＿＿＿＿＿＿＿＿＿＿＿＿ (簽章)</w:t>
+        <w:t xml:space="preserve">代理人(如無則免填)：</w:t>
+      </w:r>
+      <w:r>
+        <w:rPr>
+          <w:rFonts w:ascii="Microsoft JhengHei" w:cs="Microsoft JhengHei" w:eastAsia="Microsoft JhengHei" w:hAnsi="Microsoft JhengHei"/>
+          <w:b w:val="false"/>
+          <w:bCs w:val="false"/>
+          <w:i w:val="false"/>
+          <w:iCs w:val="false"/>
+          <w:sz w:val="21"/>
+          <w:szCs w:val="21"/>
+          <w:highlight w:val="yellow"/>
+        </w:rPr>
+        <w:t xml:space="preserve">＿＿＿＿＿＿＿＿＿＿＿＿＿＿</w:t>
+      </w:r>
+      <w:r>
+        <w:rPr>
+          <w:rFonts w:ascii="Microsoft JhengHei" w:cs="Microsoft JhengHei" w:eastAsia="Microsoft JhengHei" w:hAnsi="Microsoft JhengHei"/>
+          <w:b w:val="false"/>
+          <w:bCs w:val="false"/>
+          <w:i w:val="false"/>
+          <w:iCs w:val="false"/>
+          <w:sz w:val="21"/>
+          <w:szCs w:val="21"/>
+        </w:rPr>
+        <w:t xml:space="preserve"> (簽章)</w:t>
       </w:r>
     </w:p>
     <w:p>
@@ -1837,7 +1904,58 @@
           <w:sz w:val="21"/>
           <w:szCs w:val="21"/>
         </w:rPr>
-        <w:t xml:space="preserve">中華民國　　年　　月　　日</w:t>
+        <w:t xml:space="preserve">中華民國</w:t>
+      </w:r>
+      <w:r>
+        <w:rPr>
+          <w:rFonts w:ascii="Microsoft JhengHei" w:cs="Microsoft JhengHei" w:eastAsia="Microsoft JhengHei" w:hAnsi="Microsoft JhengHei"/>
+          <w:sz w:val="21"/>
+          <w:szCs w:val="21"/>
+          <w:highlight w:val="yellow"/>
+        </w:rPr>
+        <w:t xml:space="preserve">　　</w:t>
+      </w:r>
+      <w:r>
+        <w:rPr>
+          <w:rFonts w:ascii="Microsoft JhengHei" w:cs="Microsoft JhengHei" w:eastAsia="Microsoft JhengHei" w:hAnsi="Microsoft JhengHei"/>
+          <w:sz w:val="21"/>
+          <w:szCs w:val="21"/>
+        </w:rPr>
+        <w:t xml:space="preserve">年</w:t>
+      </w:r>
+      <w:r>
+        <w:rPr>
+          <w:rFonts w:ascii="Microsoft JhengHei" w:cs="Microsoft JhengHei" w:eastAsia="Microsoft JhengHei" w:hAnsi="Microsoft JhengHei"/>
+          <w:sz w:val="21"/>
+          <w:szCs w:val="21"/>
+          <w:highlight w:val="yellow"/>
+        </w:rPr>
+        <w:t xml:space="preserve">　　</w:t>
+      </w:r>
+      <w:r>
+        <w:rPr>
+          <w:rFonts w:ascii="Microsoft JhengHei" w:cs="Microsoft JhengHei" w:eastAsia="Microsoft JhengHei" w:hAnsi="Microsoft JhengHei"/>
+          <w:sz w:val="21"/>
+          <w:szCs w:val="21"/>
+        </w:rPr>
+        <w:t xml:space="preserve">月</w:t>
+      </w:r>
+      <w:r>
+        <w:rPr>
+          <w:rFonts w:ascii="Microsoft JhengHei" w:cs="Microsoft JhengHei" w:eastAsia="Microsoft JhengHei" w:hAnsi="Microsoft JhengHei"/>
+          <w:sz w:val="21"/>
+          <w:szCs w:val="21"/>
+          <w:highlight w:val="yellow"/>
+        </w:rPr>
+        <w:t xml:space="preserve">　　</w:t>
+      </w:r>
+      <w:r>
+        <w:rPr>
+          <w:rFonts w:ascii="Microsoft JhengHei" w:cs="Microsoft JhengHei" w:eastAsia="Microsoft JhengHei" w:hAnsi="Microsoft JhengHei"/>
+          <w:sz w:val="21"/>
+          <w:szCs w:val="21"/>
+        </w:rPr>
+        <w:t xml:space="preserve">日</w:t>
       </w:r>
     </w:p>
     <w:p>
@@ -1973,6 +2091,7 @@
               <w:bottom w:val="single" w:color="666666" w:sz="4"/>
               <w:right w:val="single" w:color="666666" w:sz="4"/>
             </w:tcBorders>
+            <w:shd w:val="clear" w:fill="FFFF00"/>
             <w:tcMar>
               <w:top w:type="dxa" w:w="60"/>
               <w:left w:type="dxa" w:w="90"/>
@@ -2043,6 +2162,7 @@
               <w:bottom w:val="single" w:color="666666" w:sz="4"/>
               <w:right w:val="single" w:color="666666" w:sz="4"/>
             </w:tcBorders>
+            <w:shd w:val="clear" w:fill="FFFF00"/>
             <w:tcMar>
               <w:top w:type="dxa" w:w="60"/>
               <w:left w:type="dxa" w:w="90"/>
@@ -2143,6 +2263,7 @@
               <w:bottom w:val="single" w:color="666666" w:sz="4"/>
               <w:right w:val="single" w:color="666666" w:sz="4"/>
             </w:tcBorders>
+            <w:shd w:val="clear" w:fill="FFFF00"/>
             <w:tcMar>
               <w:top w:type="dxa" w:w="60"/>
               <w:left w:type="dxa" w:w="90"/>
@@ -2214,6 +2335,7 @@
               <w:bottom w:val="single" w:color="666666" w:sz="4"/>
               <w:right w:val="single" w:color="666666" w:sz="4"/>
             </w:tcBorders>
+            <w:shd w:val="clear" w:fill="FFFF00"/>
             <w:tcMar>
               <w:top w:type="dxa" w:w="60"/>
               <w:left w:type="dxa" w:w="90"/>
@@ -2339,6 +2461,7 @@
               <w:bottom w:val="single" w:color="666666" w:sz="4"/>
               <w:right w:val="single" w:color="666666" w:sz="4"/>
             </w:tcBorders>
+            <w:shd w:val="clear" w:fill="FFFF00"/>
             <w:tcMar>
               <w:top w:type="dxa" w:w="60"/>
               <w:left w:type="dxa" w:w="90"/>
@@ -2424,6 +2547,7 @@
               <w:bottom w:val="single" w:color="666666" w:sz="4"/>
               <w:right w:val="single" w:color="666666" w:sz="4"/>
             </w:tcBorders>
+            <w:shd w:val="clear" w:fill="FFFF00"/>
             <w:tcMar>
               <w:top w:type="dxa" w:w="60"/>
               <w:left w:type="dxa" w:w="90"/>
@@ -2494,6 +2618,7 @@
               <w:bottom w:val="single" w:color="666666" w:sz="4"/>
               <w:right w:val="single" w:color="666666" w:sz="4"/>
             </w:tcBorders>
+            <w:shd w:val="clear" w:fill="FFFF00"/>
             <w:tcMar>
               <w:top w:type="dxa" w:w="60"/>
               <w:left w:type="dxa" w:w="90"/>

--- a/附件一_申訴書範本.docx
+++ b/附件一_申訴書範本.docx
@@ -147,7 +147,6 @@
               <w:bottom w:val="single" w:color="666666" w:sz="4"/>
               <w:right w:val="single" w:color="666666" w:sz="4"/>
             </w:tcBorders>
-            <w:shd w:val="clear" w:fill="FFFF00"/>
             <w:tcMar>
               <w:top w:type="dxa" w:w="60"/>
               <w:left w:type="dxa" w:w="90"/>
@@ -219,7 +218,6 @@
               <w:bottom w:val="single" w:color="666666" w:sz="4"/>
               <w:right w:val="single" w:color="666666" w:sz="4"/>
             </w:tcBorders>
-            <w:shd w:val="clear" w:fill="FFFF00"/>
             <w:tcMar>
               <w:top w:type="dxa" w:w="60"/>
               <w:left w:type="dxa" w:w="90"/>
@@ -346,7 +344,6 @@
               <w:bottom w:val="single" w:color="666666" w:sz="4"/>
               <w:right w:val="single" w:color="666666" w:sz="4"/>
             </w:tcBorders>
-            <w:shd w:val="clear" w:fill="FFFF00"/>
             <w:tcMar>
               <w:top w:type="dxa" w:w="60"/>
               <w:left w:type="dxa" w:w="90"/>
@@ -417,7 +414,6 @@
               <w:bottom w:val="single" w:color="666666" w:sz="4"/>
               <w:right w:val="single" w:color="666666" w:sz="4"/>
             </w:tcBorders>
-            <w:shd w:val="clear" w:fill="FFFF00"/>
             <w:tcMar>
               <w:top w:type="dxa" w:w="60"/>
               <w:left w:type="dxa" w:w="90"/>
@@ -518,7 +514,6 @@
               <w:bottom w:val="single" w:color="666666" w:sz="4"/>
               <w:right w:val="single" w:color="666666" w:sz="4"/>
             </w:tcBorders>
-            <w:shd w:val="clear" w:fill="FFFF00"/>
             <w:tcMar>
               <w:top w:type="dxa" w:w="60"/>
               <w:left w:type="dxa" w:w="90"/>
@@ -589,7 +584,6 @@
               <w:bottom w:val="single" w:color="666666" w:sz="4"/>
               <w:right w:val="single" w:color="666666" w:sz="4"/>
             </w:tcBorders>
-            <w:shd w:val="clear" w:fill="FFFF00"/>
             <w:tcMar>
               <w:top w:type="dxa" w:w="60"/>
               <w:left w:type="dxa" w:w="90"/>
@@ -675,7 +669,6 @@
               <w:bottom w:val="single" w:color="666666" w:sz="4"/>
               <w:right w:val="single" w:color="666666" w:sz="4"/>
             </w:tcBorders>
-            <w:shd w:val="clear" w:fill="FFFF00"/>
             <w:tcMar>
               <w:top w:type="dxa" w:w="60"/>
               <w:left w:type="dxa" w:w="90"/>
@@ -825,7 +818,6 @@
               <w:bottom w:val="single" w:color="666666" w:sz="4"/>
               <w:right w:val="single" w:color="666666" w:sz="4"/>
             </w:tcBorders>
-            <w:shd w:val="clear" w:fill="FFFF00"/>
             <w:tcMar>
               <w:top w:type="dxa" w:w="60"/>
               <w:left w:type="dxa" w:w="90"/>
@@ -912,7 +904,6 @@
               <w:bottom w:val="single" w:color="666666" w:sz="4"/>
               <w:right w:val="single" w:color="666666" w:sz="4"/>
             </w:tcBorders>
-            <w:shd w:val="clear" w:fill="FFFF00"/>
             <w:tcMar>
               <w:top w:type="dxa" w:w="60"/>
               <w:left w:type="dxa" w:w="90"/>
@@ -1079,7 +1070,6 @@
               <w:bottom w:val="single" w:color="666666" w:sz="4"/>
               <w:right w:val="single" w:color="666666" w:sz="4"/>
             </w:tcBorders>
-            <w:shd w:val="clear" w:fill="FFFF00"/>
             <w:tcMar>
               <w:top w:type="dxa" w:w="60"/>
               <w:left w:type="dxa" w:w="90"/>
@@ -1151,7 +1141,6 @@
               <w:bottom w:val="single" w:color="666666" w:sz="4"/>
               <w:right w:val="single" w:color="666666" w:sz="4"/>
             </w:tcBorders>
-            <w:shd w:val="clear" w:fill="FFFF00"/>
             <w:tcMar>
               <w:top w:type="dxa" w:w="60"/>
               <w:left w:type="dxa" w:w="90"/>
@@ -1237,7 +1226,6 @@
               <w:bottom w:val="single" w:color="666666" w:sz="4"/>
               <w:right w:val="single" w:color="666666" w:sz="4"/>
             </w:tcBorders>
-            <w:shd w:val="clear" w:fill="FFFF00"/>
             <w:tcMar>
               <w:top w:type="dxa" w:w="60"/>
               <w:left w:type="dxa" w:w="90"/>
@@ -1308,7 +1296,6 @@
               <w:bottom w:val="single" w:color="666666" w:sz="4"/>
               <w:right w:val="single" w:color="666666" w:sz="4"/>
             </w:tcBorders>
-            <w:shd w:val="clear" w:fill="FFFF00"/>
             <w:tcMar>
               <w:top w:type="dxa" w:w="60"/>
               <w:left w:type="dxa" w:w="90"/>
@@ -1409,7 +1396,6 @@
               <w:bottom w:val="single" w:color="666666" w:sz="4"/>
               <w:right w:val="single" w:color="666666" w:sz="4"/>
             </w:tcBorders>
-            <w:shd w:val="clear" w:fill="FFFF00"/>
             <w:tcMar>
               <w:top w:type="dxa" w:w="60"/>
               <w:left w:type="dxa" w:w="90"/>
@@ -1495,7 +1481,6 @@
               <w:bottom w:val="single" w:color="666666" w:sz="4"/>
               <w:right w:val="single" w:color="666666" w:sz="4"/>
             </w:tcBorders>
-            <w:shd w:val="clear" w:fill="FFFF00"/>
             <w:tcMar>
               <w:top w:type="dxa" w:w="60"/>
               <w:left w:type="dxa" w:w="90"/>
@@ -1585,7 +1570,6 @@
               <w:bottom w:val="single" w:color="666666" w:sz="4"/>
               <w:right w:val="single" w:color="666666" w:sz="4"/>
             </w:tcBorders>
-            <w:shd w:val="clear" w:fill="FFFF00"/>
             <w:tcMar>
               <w:top w:type="dxa" w:w="60"/>
               <w:left w:type="dxa" w:w="90"/>
@@ -1732,7 +1716,6 @@
               <w:bottom w:val="single" w:color="666666" w:sz="4"/>
               <w:right w:val="single" w:color="666666" w:sz="4"/>
             </w:tcBorders>
-            <w:shd w:val="clear" w:fill="FFFF00"/>
             <w:tcMar>
               <w:top w:type="dxa" w:w="60"/>
               <w:left w:type="dxa" w:w="90"/>
@@ -1822,32 +1805,7 @@
           <w:sz w:val="21"/>
           <w:szCs w:val="21"/>
         </w:rPr>
-        <w:t xml:space="preserve">申訴人：</w:t>
-      </w:r>
-      <w:r>
-        <w:rPr>
-          <w:rFonts w:ascii="Microsoft JhengHei" w:cs="Microsoft JhengHei" w:eastAsia="Microsoft JhengHei" w:hAnsi="Microsoft JhengHei"/>
-          <w:b w:val="false"/>
-          <w:bCs w:val="false"/>
-          <w:i w:val="false"/>
-          <w:iCs w:val="false"/>
-          <w:sz w:val="21"/>
-          <w:szCs w:val="21"/>
-          <w:highlight w:val="yellow"/>
-        </w:rPr>
-        <w:t xml:space="preserve">＿＿＿＿＿＿＿＿＿＿＿＿＿＿＿＿＿＿</w:t>
-      </w:r>
-      <w:r>
-        <w:rPr>
-          <w:rFonts w:ascii="Microsoft JhengHei" w:cs="Microsoft JhengHei" w:eastAsia="Microsoft JhengHei" w:hAnsi="Microsoft JhengHei"/>
-          <w:b w:val="false"/>
-          <w:bCs w:val="false"/>
-          <w:i w:val="false"/>
-          <w:iCs w:val="false"/>
-          <w:sz w:val="21"/>
-          <w:szCs w:val="21"/>
-        </w:rPr>
-        <w:t xml:space="preserve"> (簽章)</w:t>
+        <w:t xml:space="preserve">申訴人：＿＿＿＿＿＿＿＿＿＿＿＿＿＿＿＿＿＿ (簽章)</w:t>
       </w:r>
     </w:p>
     <w:p>
@@ -1865,32 +1823,7 @@
           <w:sz w:val="21"/>
           <w:szCs w:val="21"/>
         </w:rPr>
-        <w:t xml:space="preserve">代理人(如無則免填)：</w:t>
-      </w:r>
-      <w:r>
-        <w:rPr>
-          <w:rFonts w:ascii="Microsoft JhengHei" w:cs="Microsoft JhengHei" w:eastAsia="Microsoft JhengHei" w:hAnsi="Microsoft JhengHei"/>
-          <w:b w:val="false"/>
-          <w:bCs w:val="false"/>
-          <w:i w:val="false"/>
-          <w:iCs w:val="false"/>
-          <w:sz w:val="21"/>
-          <w:szCs w:val="21"/>
-          <w:highlight w:val="yellow"/>
-        </w:rPr>
-        <w:t xml:space="preserve">＿＿＿＿＿＿＿＿＿＿＿＿＿＿</w:t>
-      </w:r>
-      <w:r>
-        <w:rPr>
-          <w:rFonts w:ascii="Microsoft JhengHei" w:cs="Microsoft JhengHei" w:eastAsia="Microsoft JhengHei" w:hAnsi="Microsoft JhengHei"/>
-          <w:b w:val="false"/>
-          <w:bCs w:val="false"/>
-          <w:i w:val="false"/>
-          <w:iCs w:val="false"/>
-          <w:sz w:val="21"/>
-          <w:szCs w:val="21"/>
-        </w:rPr>
-        <w:t xml:space="preserve"> (簽章)</w:t>
+        <w:t xml:space="preserve">代理人(如無則免填)：＿＿＿＿＿＿＿＿＿＿＿＿＿＿ (簽章)</w:t>
       </w:r>
     </w:p>
     <w:p>
@@ -1904,58 +1837,7 @@
           <w:sz w:val="21"/>
           <w:szCs w:val="21"/>
         </w:rPr>
-        <w:t xml:space="preserve">中華民國</w:t>
-      </w:r>
-      <w:r>
-        <w:rPr>
-          <w:rFonts w:ascii="Microsoft JhengHei" w:cs="Microsoft JhengHei" w:eastAsia="Microsoft JhengHei" w:hAnsi="Microsoft JhengHei"/>
-          <w:sz w:val="21"/>
-          <w:szCs w:val="21"/>
-          <w:highlight w:val="yellow"/>
-        </w:rPr>
-        <w:t xml:space="preserve">　　</w:t>
-      </w:r>
-      <w:r>
-        <w:rPr>
-          <w:rFonts w:ascii="Microsoft JhengHei" w:cs="Microsoft JhengHei" w:eastAsia="Microsoft JhengHei" w:hAnsi="Microsoft JhengHei"/>
-          <w:sz w:val="21"/>
-          <w:szCs w:val="21"/>
-        </w:rPr>
-        <w:t xml:space="preserve">年</w:t>
-      </w:r>
-      <w:r>
-        <w:rPr>
-          <w:rFonts w:ascii="Microsoft JhengHei" w:cs="Microsoft JhengHei" w:eastAsia="Microsoft JhengHei" w:hAnsi="Microsoft JhengHei"/>
-          <w:sz w:val="21"/>
-          <w:szCs w:val="21"/>
-          <w:highlight w:val="yellow"/>
-        </w:rPr>
-        <w:t xml:space="preserve">　　</w:t>
-      </w:r>
-      <w:r>
-        <w:rPr>
-          <w:rFonts w:ascii="Microsoft JhengHei" w:cs="Microsoft JhengHei" w:eastAsia="Microsoft JhengHei" w:hAnsi="Microsoft JhengHei"/>
-          <w:sz w:val="21"/>
-          <w:szCs w:val="21"/>
-        </w:rPr>
-        <w:t xml:space="preserve">月</w:t>
-      </w:r>
-      <w:r>
-        <w:rPr>
-          <w:rFonts w:ascii="Microsoft JhengHei" w:cs="Microsoft JhengHei" w:eastAsia="Microsoft JhengHei" w:hAnsi="Microsoft JhengHei"/>
-          <w:sz w:val="21"/>
-          <w:szCs w:val="21"/>
-          <w:highlight w:val="yellow"/>
-        </w:rPr>
-        <w:t xml:space="preserve">　　</w:t>
-      </w:r>
-      <w:r>
-        <w:rPr>
-          <w:rFonts w:ascii="Microsoft JhengHei" w:cs="Microsoft JhengHei" w:eastAsia="Microsoft JhengHei" w:hAnsi="Microsoft JhengHei"/>
-          <w:sz w:val="21"/>
-          <w:szCs w:val="21"/>
-        </w:rPr>
-        <w:t xml:space="preserve">日</w:t>
+        <w:t xml:space="preserve">中華民國　　年　　月　　日</w:t>
       </w:r>
     </w:p>
     <w:p>
@@ -2091,7 +1973,6 @@
               <w:bottom w:val="single" w:color="666666" w:sz="4"/>
               <w:right w:val="single" w:color="666666" w:sz="4"/>
             </w:tcBorders>
-            <w:shd w:val="clear" w:fill="FFFF00"/>
             <w:tcMar>
               <w:top w:type="dxa" w:w="60"/>
               <w:left w:type="dxa" w:w="90"/>
@@ -2162,7 +2043,6 @@
               <w:bottom w:val="single" w:color="666666" w:sz="4"/>
               <w:right w:val="single" w:color="666666" w:sz="4"/>
             </w:tcBorders>
-            <w:shd w:val="clear" w:fill="FFFF00"/>
             <w:tcMar>
               <w:top w:type="dxa" w:w="60"/>
               <w:left w:type="dxa" w:w="90"/>
@@ -2263,7 +2143,6 @@
               <w:bottom w:val="single" w:color="666666" w:sz="4"/>
               <w:right w:val="single" w:color="666666" w:sz="4"/>
             </w:tcBorders>
-            <w:shd w:val="clear" w:fill="FFFF00"/>
             <w:tcMar>
               <w:top w:type="dxa" w:w="60"/>
               <w:left w:type="dxa" w:w="90"/>
@@ -2335,7 +2214,6 @@
               <w:bottom w:val="single" w:color="666666" w:sz="4"/>
               <w:right w:val="single" w:color="666666" w:sz="4"/>
             </w:tcBorders>
-            <w:shd w:val="clear" w:fill="FFFF00"/>
             <w:tcMar>
               <w:top w:type="dxa" w:w="60"/>
               <w:left w:type="dxa" w:w="90"/>
@@ -2461,7 +2339,6 @@
               <w:bottom w:val="single" w:color="666666" w:sz="4"/>
               <w:right w:val="single" w:color="666666" w:sz="4"/>
             </w:tcBorders>
-            <w:shd w:val="clear" w:fill="FFFF00"/>
             <w:tcMar>
               <w:top w:type="dxa" w:w="60"/>
               <w:left w:type="dxa" w:w="90"/>
@@ -2547,7 +2424,6 @@
               <w:bottom w:val="single" w:color="666666" w:sz="4"/>
               <w:right w:val="single" w:color="666666" w:sz="4"/>
             </w:tcBorders>
-            <w:shd w:val="clear" w:fill="FFFF00"/>
             <w:tcMar>
               <w:top w:type="dxa" w:w="60"/>
               <w:left w:type="dxa" w:w="90"/>
@@ -2618,7 +2494,6 @@
               <w:bottom w:val="single" w:color="666666" w:sz="4"/>
               <w:right w:val="single" w:color="666666" w:sz="4"/>
             </w:tcBorders>
-            <w:shd w:val="clear" w:fill="FFFF00"/>
             <w:tcMar>
               <w:top w:type="dxa" w:w="60"/>
               <w:left w:type="dxa" w:w="90"/>
